--- a/El Plano de URLs y Optimización On.docx
+++ b/El Plano de URLs y Optimización On.docx
@@ -3508,11 +3508,7 @@
         <w:t>:</w:t>
       </w:r>
       <w:r>
-        <w:t xml:space="preserve"> </w:t>
-      </w:r>
-      <w:proofErr w:type="gramStart"/>
-      <w:r>
-        <w:t xml:space="preserve">Need a transfer </w:t>
+        <w:t xml:space="preserve"> Need a transfer </w:t>
       </w:r>
       <w:proofErr w:type="spellStart"/>
       <w:r>
@@ -3536,11 +3532,7 @@
       </w:r>
       <w:proofErr w:type="spellEnd"/>
       <w:r>
-        <w:t xml:space="preserve"> Nobu Hotel Los Cabos?</w:t>
-      </w:r>
-      <w:proofErr w:type="gramEnd"/>
-      <w:r>
-        <w:t xml:space="preserve"> Book a </w:t>
+        <w:t xml:space="preserve"> Nobu Hotel Los Cabos? Book a </w:t>
       </w:r>
       <w:proofErr w:type="spellStart"/>
       <w:r>
@@ -4921,7 +4913,6 @@
     <w:p/>
     <w:p/>
     <w:p>
-      <w:proofErr w:type="gramStart"/>
       <w:r>
         <w:t xml:space="preserve">  </w:t>
       </w:r>
@@ -4930,22 +4921,13 @@
           <w:b/>
           <w:bCs/>
         </w:rPr>
-        <w:t>Waldorf</w:t>
-      </w:r>
-      <w:proofErr w:type="gramEnd"/>
-      <w:r>
-        <w:rPr>
-          <w:b/>
-          <w:bCs/>
-        </w:rPr>
-        <w:t xml:space="preserve"> Astoria Los Cabos Pedregal</w:t>
+        <w:t>Waldorf Astoria Los Cabos Pedregal</w:t>
       </w:r>
       <w:r>
         <w:t xml:space="preserve"> https://loscabosprivatetrips.com/destinations/sjd-to-waldorf-astoria</w:t>
       </w:r>
     </w:p>
     <w:p>
-      <w:proofErr w:type="gramStart"/>
       <w:r>
         <w:t xml:space="preserve">  </w:t>
       </w:r>
@@ -4954,22 +4936,13 @@
           <w:b/>
           <w:bCs/>
         </w:rPr>
-        <w:t>Hard</w:t>
-      </w:r>
-      <w:proofErr w:type="gramEnd"/>
-      <w:r>
-        <w:rPr>
-          <w:b/>
-          <w:bCs/>
-        </w:rPr>
-        <w:t xml:space="preserve"> Rock Hotel Los Cabos</w:t>
+        <w:t>Hard Rock Hotel Los Cabos</w:t>
       </w:r>
       <w:r>
         <w:t xml:space="preserve"> https://loscabosprivatetrips.com/destinations/sjd-to-hard-rock</w:t>
       </w:r>
     </w:p>
     <w:p>
-      <w:proofErr w:type="gramStart"/>
       <w:r>
         <w:t xml:space="preserve">  </w:t>
       </w:r>
@@ -4978,22 +4951,13 @@
           <w:b/>
           <w:bCs/>
         </w:rPr>
-        <w:t>Riu</w:t>
-      </w:r>
-      <w:proofErr w:type="gramEnd"/>
-      <w:r>
-        <w:rPr>
-          <w:b/>
-          <w:bCs/>
-        </w:rPr>
-        <w:t xml:space="preserve"> Santa Fe</w:t>
+        <w:t>Riu Santa Fe</w:t>
       </w:r>
       <w:r>
         <w:t xml:space="preserve"> https://loscabosprivatetrips.com/destinations/sjd-to-riu-santa-fe</w:t>
       </w:r>
     </w:p>
     <w:p>
-      <w:proofErr w:type="gramStart"/>
       <w:r>
         <w:t xml:space="preserve">  </w:t>
       </w:r>
@@ -5002,22 +4966,13 @@
           <w:b/>
           <w:bCs/>
         </w:rPr>
-        <w:t>Riu</w:t>
-      </w:r>
-      <w:proofErr w:type="gramEnd"/>
-      <w:r>
-        <w:rPr>
-          <w:b/>
-          <w:bCs/>
-        </w:rPr>
-        <w:t xml:space="preserve"> Palace Cabo San Lucas</w:t>
+        <w:t>Riu Palace Cabo San Lucas</w:t>
       </w:r>
       <w:r>
         <w:t xml:space="preserve"> https://loscabosprivatetrips.com/destinations/sjd-to-riu-palace</w:t>
       </w:r>
     </w:p>
     <w:p>
-      <w:proofErr w:type="gramStart"/>
       <w:r>
         <w:t xml:space="preserve">  </w:t>
       </w:r>
@@ -5026,22 +4981,13 @@
           <w:b/>
           <w:bCs/>
         </w:rPr>
-        <w:t>The</w:t>
-      </w:r>
-      <w:proofErr w:type="gramEnd"/>
-      <w:r>
-        <w:rPr>
-          <w:b/>
-          <w:bCs/>
-        </w:rPr>
-        <w:t xml:space="preserve"> Cape, a Thompson Hotel</w:t>
+        <w:t>The Cape, a Thompson Hotel</w:t>
       </w:r>
       <w:r>
         <w:t xml:space="preserve"> https://loscabosprivatetrips.com/destinations/sjd-to-the-cape-thompson</w:t>
       </w:r>
     </w:p>
     <w:p>
-      <w:proofErr w:type="gramStart"/>
       <w:r>
         <w:t xml:space="preserve">  </w:t>
       </w:r>
@@ -5050,22 +4996,13 @@
           <w:b/>
           <w:bCs/>
         </w:rPr>
-        <w:t>Grand</w:t>
-      </w:r>
-      <w:proofErr w:type="gramEnd"/>
-      <w:r>
-        <w:rPr>
-          <w:b/>
-          <w:bCs/>
-        </w:rPr>
-        <w:t xml:space="preserve"> Fiesta Americana Los Cabos</w:t>
+        <w:t>Grand Fiesta Americana Los Cabos</w:t>
       </w:r>
       <w:r>
         <w:t xml:space="preserve"> https://loscabosprivatetrips.com/destinations/sjd-to-grand-fiesta-americana</w:t>
       </w:r>
     </w:p>
     <w:p>
-      <w:proofErr w:type="gramStart"/>
       <w:r>
         <w:lastRenderedPageBreak/>
         <w:t xml:space="preserve">  </w:t>
@@ -5075,22 +5012,13 @@
           <w:b/>
           <w:bCs/>
         </w:rPr>
-        <w:t>Grand</w:t>
-      </w:r>
-      <w:proofErr w:type="gramEnd"/>
-      <w:r>
-        <w:rPr>
-          <w:b/>
-          <w:bCs/>
-        </w:rPr>
-        <w:t xml:space="preserve"> Velas Los Cabos</w:t>
+        <w:t>Grand Velas Los Cabos</w:t>
       </w:r>
       <w:r>
         <w:t xml:space="preserve"> https://loscabosprivatetrips.com/destinations/sjd-to-grand-velas</w:t>
       </w:r>
     </w:p>
     <w:p>
-      <w:proofErr w:type="gramStart"/>
       <w:r>
         <w:t xml:space="preserve">  </w:t>
       </w:r>
@@ -5099,22 +5027,13 @@
           <w:b/>
           <w:bCs/>
         </w:rPr>
-        <w:t>Garza</w:t>
-      </w:r>
-      <w:proofErr w:type="gramEnd"/>
-      <w:r>
-        <w:rPr>
-          <w:b/>
-          <w:bCs/>
-        </w:rPr>
-        <w:t xml:space="preserve"> Blanca Resort &amp; Spa</w:t>
+        <w:t>Garza Blanca Resort &amp; Spa</w:t>
       </w:r>
       <w:r>
         <w:t xml:space="preserve"> https://loscabosprivatetrips.com/destinations/sjd-to-garza-blanca</w:t>
       </w:r>
     </w:p>
     <w:p>
-      <w:proofErr w:type="gramStart"/>
       <w:r>
         <w:t xml:space="preserve">  </w:t>
       </w:r>
@@ -5123,15 +5042,7 @@
           <w:b/>
           <w:bCs/>
         </w:rPr>
-        <w:t>Solaz</w:t>
-      </w:r>
-      <w:proofErr w:type="gramEnd"/>
-      <w:r>
-        <w:rPr>
-          <w:b/>
-          <w:bCs/>
-        </w:rPr>
-        <w:t xml:space="preserve">, a </w:t>
+        <w:t xml:space="preserve">Solaz, a </w:t>
       </w:r>
       <w:proofErr w:type="spellStart"/>
       <w:r>
@@ -5170,7 +5081,6 @@
       </w:r>
     </w:p>
     <w:p>
-      <w:proofErr w:type="gramStart"/>
       <w:r>
         <w:t xml:space="preserve">  </w:t>
       </w:r>
@@ -5179,22 +5089,13 @@
           <w:b/>
           <w:bCs/>
         </w:rPr>
-        <w:t>Le</w:t>
-      </w:r>
-      <w:proofErr w:type="gramEnd"/>
-      <w:r>
-        <w:rPr>
-          <w:b/>
-          <w:bCs/>
-        </w:rPr>
-        <w:t xml:space="preserve"> Blanc Spa Resort</w:t>
+        <w:t>Le Blanc Spa Resort</w:t>
       </w:r>
       <w:r>
         <w:t xml:space="preserve"> https://loscabosprivatetrips.com/destinations/sjd-to-le-blanc</w:t>
       </w:r>
     </w:p>
     <w:p>
-      <w:proofErr w:type="gramStart"/>
       <w:r>
         <w:t xml:space="preserve">  </w:t>
       </w:r>
@@ -5207,7 +5108,6 @@
         <w:t>Secrets</w:t>
       </w:r>
       <w:proofErr w:type="spellEnd"/>
-      <w:proofErr w:type="gramEnd"/>
       <w:r>
         <w:rPr>
           <w:b/>
@@ -5220,7 +5120,6 @@
       </w:r>
     </w:p>
     <w:p>
-      <w:proofErr w:type="gramStart"/>
       <w:r>
         <w:t xml:space="preserve">  </w:t>
       </w:r>
@@ -5230,15 +5129,7 @@
           <w:b/>
           <w:bCs/>
         </w:rPr>
-        <w:t>One</w:t>
-      </w:r>
-      <w:proofErr w:type="gramEnd"/>
-      <w:r>
-        <w:rPr>
-          <w:b/>
-          <w:bCs/>
-        </w:rPr>
-        <w:t>&amp;Only</w:t>
+        <w:t>One&amp;Only</w:t>
       </w:r>
       <w:proofErr w:type="spellEnd"/>
       <w:r>
@@ -5253,7 +5144,6 @@
       </w:r>
     </w:p>
     <w:p>
-      <w:proofErr w:type="gramStart"/>
       <w:r>
         <w:t xml:space="preserve">  </w:t>
       </w:r>
@@ -5262,22 +5152,13 @@
           <w:b/>
           <w:bCs/>
         </w:rPr>
-        <w:t>Chileno</w:t>
-      </w:r>
-      <w:proofErr w:type="gramEnd"/>
-      <w:r>
-        <w:rPr>
-          <w:b/>
-          <w:bCs/>
-        </w:rPr>
-        <w:t xml:space="preserve"> Bay Resort &amp; Residences</w:t>
+        <w:t>Chileno Bay Resort &amp; Residences</w:t>
       </w:r>
       <w:r>
         <w:t xml:space="preserve"> https://loscabosprivatetrips.com/destinations/sjd-to-chileno-bay</w:t>
       </w:r>
     </w:p>
     <w:p>
-      <w:proofErr w:type="gramStart"/>
       <w:r>
         <w:t xml:space="preserve">  </w:t>
       </w:r>
@@ -5290,7 +5171,6 @@
         <w:t>Montage</w:t>
       </w:r>
       <w:proofErr w:type="spellEnd"/>
-      <w:proofErr w:type="gramEnd"/>
       <w:r>
         <w:rPr>
           <w:b/>
@@ -5303,7 +5183,6 @@
       </w:r>
     </w:p>
     <w:p>
-      <w:proofErr w:type="gramStart"/>
       <w:r>
         <w:t xml:space="preserve">  </w:t>
       </w:r>
@@ -5312,22 +5191,13 @@
           <w:b/>
           <w:bCs/>
         </w:rPr>
-        <w:t>Playa</w:t>
-      </w:r>
-      <w:proofErr w:type="gramEnd"/>
-      <w:r>
-        <w:rPr>
-          <w:b/>
-          <w:bCs/>
-        </w:rPr>
-        <w:t xml:space="preserve"> Grande Resort &amp; Grand Spa</w:t>
+        <w:t>Playa Grande Resort &amp; Grand Spa</w:t>
       </w:r>
       <w:r>
         <w:t xml:space="preserve"> https://loscabosprivatetrips.com/destinations/sjd-to-playa-grande</w:t>
       </w:r>
     </w:p>
     <w:p>
-      <w:proofErr w:type="gramStart"/>
       <w:r>
         <w:t xml:space="preserve">  </w:t>
       </w:r>
@@ -5336,15 +5206,7 @@
           <w:b/>
           <w:bCs/>
         </w:rPr>
-        <w:t>Grand</w:t>
-      </w:r>
-      <w:proofErr w:type="gramEnd"/>
-      <w:r>
-        <w:rPr>
-          <w:b/>
-          <w:bCs/>
-        </w:rPr>
-        <w:t xml:space="preserve"> </w:t>
+        <w:t xml:space="preserve">Grand </w:t>
       </w:r>
       <w:proofErr w:type="spellStart"/>
       <w:r>
@@ -5376,7 +5238,6 @@
       </w:r>
     </w:p>
     <w:p>
-      <w:proofErr w:type="gramStart"/>
       <w:r>
         <w:t xml:space="preserve">  </w:t>
       </w:r>
@@ -5385,22 +5246,13 @@
           <w:b/>
           <w:bCs/>
         </w:rPr>
-        <w:t>Villa</w:t>
-      </w:r>
-      <w:proofErr w:type="gramEnd"/>
-      <w:r>
-        <w:rPr>
-          <w:b/>
-          <w:bCs/>
-        </w:rPr>
-        <w:t xml:space="preserve"> del Arco Beach Resort</w:t>
+        <w:t>Villa del Arco Beach Resort</w:t>
       </w:r>
       <w:r>
         <w:t xml:space="preserve"> https://loscabosprivatetrips.com/destinations/sjd-to-villa-del-arco</w:t>
       </w:r>
     </w:p>
     <w:p>
-      <w:proofErr w:type="gramStart"/>
       <w:r>
         <w:t xml:space="preserve">  </w:t>
       </w:r>
@@ -5409,22 +5261,13 @@
           <w:b/>
           <w:bCs/>
         </w:rPr>
-        <w:t>Villa</w:t>
-      </w:r>
-      <w:proofErr w:type="gramEnd"/>
-      <w:r>
-        <w:rPr>
-          <w:b/>
-          <w:bCs/>
-        </w:rPr>
-        <w:t xml:space="preserve"> La Estancia Beach Resort</w:t>
+        <w:t>Villa La Estancia Beach Resort</w:t>
       </w:r>
       <w:r>
         <w:t xml:space="preserve"> https://loscabosprivatetrips.com/destinations/sjd-to-villa-la-estancia</w:t>
       </w:r>
     </w:p>
     <w:p>
-      <w:proofErr w:type="gramStart"/>
       <w:r>
         <w:t xml:space="preserve">  </w:t>
       </w:r>
@@ -5433,22 +5276,13 @@
           <w:b/>
           <w:bCs/>
         </w:rPr>
-        <w:t>Pueblo</w:t>
-      </w:r>
-      <w:proofErr w:type="gramEnd"/>
-      <w:r>
-        <w:rPr>
-          <w:b/>
-          <w:bCs/>
-        </w:rPr>
-        <w:t xml:space="preserve"> Bonito Sunset Beach</w:t>
+        <w:t>Pueblo Bonito Sunset Beach</w:t>
       </w:r>
       <w:r>
         <w:t xml:space="preserve"> https://loscabosprivatetrips.com/destinations/sjd-to-pueblo-bonito-sunset</w:t>
       </w:r>
     </w:p>
     <w:p>
-      <w:proofErr w:type="gramStart"/>
       <w:r>
         <w:t xml:space="preserve">  </w:t>
       </w:r>
@@ -5461,7 +5295,6 @@
         <w:t>Breathless</w:t>
       </w:r>
       <w:proofErr w:type="spellEnd"/>
-      <w:proofErr w:type="gramEnd"/>
       <w:r>
         <w:rPr>
           <w:b/>
@@ -5749,7 +5582,269 @@
         <w:t>-la-paz</w:t>
       </w:r>
     </w:p>
-    <w:p/>
+    <w:p>
+      <w:pPr>
+        <w:pStyle w:val="NormalWeb"/>
+        <w:numPr>
+          <w:ilvl w:val="0"/>
+          <w:numId w:val="14"/>
+        </w:numPr>
+      </w:pPr>
+      <w:r>
+        <w:rPr>
+          <w:rFonts w:hAnsi="Symbol"/>
+        </w:rPr>
+        <w:t></w:t>
+      </w:r>
+      <w:r>
+        <w:t xml:space="preserve">  </w:t>
+      </w:r>
+      <w:r>
+        <w:rPr>
+          <w:b/>
+          <w:bCs/>
+        </w:rPr>
+        <w:t>Aeropuerto → Hotel:</w:t>
+      </w:r>
+      <w:r>
+        <w:t xml:space="preserve"> </w:t>
+      </w:r>
+      <w:r>
+        <w:rPr>
+          <w:rStyle w:val="CdigoHTML"/>
+        </w:rPr>
+        <w:t>/tours/</w:t>
+      </w:r>
+      <w:proofErr w:type="spellStart"/>
+      <w:r>
+        <w:rPr>
+          <w:rStyle w:val="CdigoHTML"/>
+        </w:rPr>
+        <w:t>private</w:t>
+      </w:r>
+      <w:proofErr w:type="spellEnd"/>
+      <w:r>
+        <w:rPr>
+          <w:rStyle w:val="CdigoHTML"/>
+        </w:rPr>
+        <w:t>-</w:t>
+      </w:r>
+      <w:proofErr w:type="spellStart"/>
+      <w:r>
+        <w:rPr>
+          <w:rStyle w:val="CdigoHTML"/>
+        </w:rPr>
+        <w:t>shuttle</w:t>
+      </w:r>
+      <w:proofErr w:type="spellEnd"/>
+      <w:r>
+        <w:rPr>
+          <w:rStyle w:val="CdigoHTML"/>
+        </w:rPr>
+        <w:t>-cabo-</w:t>
+      </w:r>
+      <w:proofErr w:type="spellStart"/>
+      <w:r>
+        <w:rPr>
+          <w:rStyle w:val="CdigoHTML"/>
+        </w:rPr>
+        <w:t>airport</w:t>
+      </w:r>
+      <w:proofErr w:type="spellEnd"/>
+      <w:r>
+        <w:rPr>
+          <w:rStyle w:val="CdigoHTML"/>
+        </w:rPr>
+        <w:t>-</w:t>
+      </w:r>
+      <w:proofErr w:type="spellStart"/>
+      <w:r>
+        <w:rPr>
+          <w:rStyle w:val="CdigoHTML"/>
+        </w:rPr>
+        <w:t>to</w:t>
+      </w:r>
+      <w:proofErr w:type="spellEnd"/>
+      <w:r>
+        <w:rPr>
+          <w:rStyle w:val="CdigoHTML"/>
+        </w:rPr>
+        <w:t>-hotel</w:t>
+      </w:r>
+    </w:p>
+    <w:p>
+      <w:pPr>
+        <w:pStyle w:val="NormalWeb"/>
+        <w:numPr>
+          <w:ilvl w:val="0"/>
+          <w:numId w:val="14"/>
+        </w:numPr>
+      </w:pPr>
+      <w:r>
+        <w:rPr>
+          <w:rFonts w:hAnsi="Symbol"/>
+        </w:rPr>
+        <w:t></w:t>
+      </w:r>
+      <w:r>
+        <w:t xml:space="preserve">  </w:t>
+      </w:r>
+      <w:r>
+        <w:rPr>
+          <w:b/>
+          <w:bCs/>
+        </w:rPr>
+        <w:t>Hotel → Aeropuerto:</w:t>
+      </w:r>
+      <w:r>
+        <w:t xml:space="preserve"> </w:t>
+      </w:r>
+      <w:r>
+        <w:rPr>
+          <w:rStyle w:val="CdigoHTML"/>
+        </w:rPr>
+        <w:t>/tours/</w:t>
+      </w:r>
+      <w:proofErr w:type="spellStart"/>
+      <w:r>
+        <w:rPr>
+          <w:rStyle w:val="CdigoHTML"/>
+        </w:rPr>
+        <w:t>private</w:t>
+      </w:r>
+      <w:proofErr w:type="spellEnd"/>
+      <w:r>
+        <w:rPr>
+          <w:rStyle w:val="CdigoHTML"/>
+        </w:rPr>
+        <w:t>-</w:t>
+      </w:r>
+      <w:proofErr w:type="spellStart"/>
+      <w:r>
+        <w:rPr>
+          <w:rStyle w:val="CdigoHTML"/>
+        </w:rPr>
+        <w:t>shuttle</w:t>
+      </w:r>
+      <w:proofErr w:type="spellEnd"/>
+      <w:r>
+        <w:rPr>
+          <w:rStyle w:val="CdigoHTML"/>
+        </w:rPr>
+        <w:t>-hotel-</w:t>
+      </w:r>
+      <w:proofErr w:type="spellStart"/>
+      <w:r>
+        <w:rPr>
+          <w:rStyle w:val="CdigoHTML"/>
+        </w:rPr>
+        <w:t>to</w:t>
+      </w:r>
+      <w:proofErr w:type="spellEnd"/>
+      <w:r>
+        <w:rPr>
+          <w:rStyle w:val="CdigoHTML"/>
+        </w:rPr>
+        <w:t>-cabo-</w:t>
+      </w:r>
+      <w:proofErr w:type="spellStart"/>
+      <w:r>
+        <w:rPr>
+          <w:rStyle w:val="CdigoHTML"/>
+        </w:rPr>
+        <w:t>airport</w:t>
+      </w:r>
+      <w:proofErr w:type="spellEnd"/>
+    </w:p>
+    <w:p>
+      <w:pPr>
+        <w:pStyle w:val="NormalWeb"/>
+        <w:numPr>
+          <w:ilvl w:val="0"/>
+          <w:numId w:val="14"/>
+        </w:numPr>
+      </w:pPr>
+      <w:r>
+        <w:rPr>
+          <w:rFonts w:hAnsi="Symbol"/>
+        </w:rPr>
+        <w:t></w:t>
+      </w:r>
+      <w:r>
+        <w:t xml:space="preserve">  </w:t>
+      </w:r>
+      <w:r>
+        <w:rPr>
+          <w:b/>
+          <w:bCs/>
+        </w:rPr>
+        <w:t>Viaje Redondo:</w:t>
+      </w:r>
+      <w:r>
+        <w:t xml:space="preserve"> </w:t>
+      </w:r>
+      <w:r>
+        <w:rPr>
+          <w:rStyle w:val="CdigoHTML"/>
+        </w:rPr>
+        <w:t>/tours/round-</w:t>
+      </w:r>
+      <w:proofErr w:type="spellStart"/>
+      <w:r>
+        <w:rPr>
+          <w:rStyle w:val="CdigoHTML"/>
+        </w:rPr>
+        <w:t>trip</w:t>
+      </w:r>
+      <w:proofErr w:type="spellEnd"/>
+      <w:r>
+        <w:rPr>
+          <w:rStyle w:val="CdigoHTML"/>
+        </w:rPr>
+        <w:t>-</w:t>
+      </w:r>
+      <w:proofErr w:type="spellStart"/>
+      <w:r>
+        <w:rPr>
+          <w:rStyle w:val="CdigoHTML"/>
+        </w:rPr>
+        <w:t>private</w:t>
+      </w:r>
+      <w:proofErr w:type="spellEnd"/>
+      <w:r>
+        <w:rPr>
+          <w:rStyle w:val="CdigoHTML"/>
+        </w:rPr>
+        <w:t>-</w:t>
+      </w:r>
+      <w:proofErr w:type="spellStart"/>
+      <w:r>
+        <w:rPr>
+          <w:rStyle w:val="CdigoHTML"/>
+        </w:rPr>
+        <w:t>shuttle</w:t>
+      </w:r>
+      <w:proofErr w:type="spellEnd"/>
+      <w:r>
+        <w:rPr>
+          <w:rStyle w:val="CdigoHTML"/>
+        </w:rPr>
+        <w:t>-cabo-</w:t>
+      </w:r>
+      <w:proofErr w:type="spellStart"/>
+      <w:r>
+        <w:rPr>
+          <w:rStyle w:val="CdigoHTML"/>
+        </w:rPr>
+        <w:t>airport</w:t>
+      </w:r>
+      <w:proofErr w:type="spellEnd"/>
+    </w:p>
+    <w:p>
+      <w:r>
+        <w:t>https://www.ballardtours.com/tours/private-shuttle-cabo-airport-to-hotel</w:t>
+      </w:r>
+    </w:p>
     <w:sectPr>
       <w:pgSz w:w="12240" w:h="15840"/>
       <w:pgMar w:top="1417" w:right="1701" w:bottom="1417" w:left="1701" w:header="708" w:footer="708" w:gutter="0"/>
@@ -8737,6 +8832,36 @@
       <w:spacing w:val="5"/>
     </w:rPr>
   </w:style>
+  <w:style w:type="paragraph" w:styleId="NormalWeb">
+    <w:name w:val="Normal (Web)"/>
+    <w:basedOn w:val="Normal"/>
+    <w:uiPriority w:val="99"/>
+    <w:semiHidden/>
+    <w:unhideWhenUsed/>
+    <w:rsid w:val="00BC150E"/>
+    <w:pPr>
+      <w:spacing w:before="100" w:beforeAutospacing="1" w:after="100" w:afterAutospacing="1" w:line="240" w:lineRule="auto"/>
+    </w:pPr>
+    <w:rPr>
+      <w:rFonts w:ascii="Times New Roman" w:eastAsia="Times New Roman" w:hAnsi="Times New Roman" w:cs="Times New Roman"/>
+      <w:kern w:val="0"/>
+      <w:lang w:eastAsia="es-MX"/>
+      <w14:ligatures w14:val="none"/>
+    </w:rPr>
+  </w:style>
+  <w:style w:type="character" w:styleId="CdigoHTML">
+    <w:name w:val="HTML Code"/>
+    <w:basedOn w:val="Fuentedeprrafopredeter"/>
+    <w:uiPriority w:val="99"/>
+    <w:semiHidden/>
+    <w:unhideWhenUsed/>
+    <w:rsid w:val="00BC150E"/>
+    <w:rPr>
+      <w:rFonts w:ascii="Courier New" w:eastAsia="Times New Roman" w:hAnsi="Courier New" w:cs="Courier New"/>
+      <w:sz w:val="20"/>
+      <w:szCs w:val="20"/>
+    </w:rPr>
+  </w:style>
 </w:styles>
 </file>
 
